--- a/CMA_B1_Ch10_Handouts.docx
+++ b/CMA_B1_Ch10_Handouts.docx
@@ -14,7 +14,7 @@
           <w:sz w:val="40"/>
           <w:szCs w:val="40"/>
         </w:rPr>
-        <w:t xml:space="preserve">Handout 10.1 · Section 10.1</w:t>
+        <w:t xml:space="preserve">Handout 10.1 · The cost of property, plant and equipment</w:t>
       </w:r>
     </w:p>
     <w:p>
@@ -3423,7 +3423,7 @@
           <w:sz w:val="40"/>
           <w:szCs w:val="40"/>
         </w:rPr>
-        <w:t xml:space="preserve">Handout 10.2 · Section 10.2</w:t>
+        <w:t xml:space="preserve">Handout 10.2 · Depreciation methods and their effects</w:t>
       </w:r>
     </w:p>
     <w:p>
@@ -5105,7 +5105,7 @@
                 <w:sz w:val="20"/>
                 <w:szCs w:val="20"/>
               </w:rPr>
-              <w:t xml:space="preserve">depreciable base</w:t>
+              <w:t xml:space="preserve">commercial substance</w:t>
             </w:r>
             <w:r>
               <w:rPr>
@@ -5124,7 +5124,7 @@
                 <w:sz w:val="20"/>
                 <w:szCs w:val="20"/>
               </w:rPr>
-              <w:t xml:space="preserve">involuntary conversion</w:t>
+              <w:t xml:space="preserve">depreciable base</w:t>
             </w:r>
             <w:r>
               <w:rPr>
@@ -5143,7 +5143,7 @@
                 <w:sz w:val="20"/>
                 <w:szCs w:val="20"/>
               </w:rPr>
-              <w:t xml:space="preserve">salvage value</w:t>
+              <w:t xml:space="preserve">involuntary conversion</w:t>
             </w:r>
             <w:r>
               <w:rPr>
@@ -5162,7 +5162,7 @@
                 <w:sz w:val="20"/>
                 <w:szCs w:val="20"/>
               </w:rPr>
-              <w:t xml:space="preserve">straight-line method</w:t>
+              <w:t xml:space="preserve">salvage value</w:t>
             </w:r>
             <w:r>
               <w:rPr>
@@ -6754,7 +6754,7 @@
           <w:sz w:val="40"/>
           <w:szCs w:val="40"/>
         </w:rPr>
-        <w:t xml:space="preserve">Handout 10.3 · Sections 10.4, 10.5</w:t>
+        <w:t xml:space="preserve">Handout 10.3 · Disposal of fixed assets · and 1 more section</w:t>
       </w:r>
     </w:p>
     <w:p>
@@ -7946,7 +7946,7 @@
                 <w:sz w:val="20"/>
                 <w:szCs w:val="20"/>
               </w:rPr>
-              <w:t xml:space="preserve">recoverability test</w:t>
+              <w:t xml:space="preserve">revenue expenditure</w:t>
             </w:r>
             <w:r>
               <w:rPr>
@@ -10892,7 +10892,7 @@
                 <w:sz w:val="20"/>
                 <w:szCs w:val="20"/>
               </w:rPr>
-              <w:t xml:space="preserve">impairment</w:t>
+              <w:t xml:space="preserve">commercial substance</w:t>
             </w:r>
             <w:r>
               <w:rPr>
@@ -10911,7 +10911,7 @@
                 <w:sz w:val="20"/>
                 <w:szCs w:val="20"/>
               </w:rPr>
-              <w:t xml:space="preserve">involuntary conversion</w:t>
+              <w:t xml:space="preserve">impairment</w:t>
             </w:r>
             <w:r>
               <w:rPr>
@@ -10930,7 +10930,7 @@
                 <w:sz w:val="20"/>
                 <w:szCs w:val="20"/>
               </w:rPr>
-              <w:t xml:space="preserve">recoverability test</w:t>
+              <w:t xml:space="preserve">involuntary conversion</w:t>
             </w:r>
             <w:r>
               <w:rPr>
@@ -10949,7 +10949,7 @@
                 <w:sz w:val="20"/>
                 <w:szCs w:val="20"/>
               </w:rPr>
-              <w:t xml:space="preserve">straight-line method</w:t>
+              <w:t xml:space="preserve">recoverability test</w:t>
             </w:r>
             <w:r>
               <w:rPr>
@@ -11206,7 +11206,7 @@
           <w:sz w:val="40"/>
           <w:szCs w:val="40"/>
         </w:rPr>
-        <w:t xml:space="preserve">Handout 10.4 · Section 10.5</w:t>
+        <w:t xml:space="preserve">Handout 10.4 · Impairment of long-lived assets, intangibles and goodwill · part 2</w:t>
       </w:r>
     </w:p>
     <w:p>
@@ -13372,7 +13372,7 @@
                 <w:sz w:val="20"/>
                 <w:szCs w:val="20"/>
               </w:rPr>
-              <w:t xml:space="preserve">goodwill</w:t>
+              <w:t xml:space="preserve">commercial substance</w:t>
             </w:r>
             <w:r>
               <w:rPr>
@@ -13391,7 +13391,7 @@
                 <w:sz w:val="20"/>
                 <w:szCs w:val="20"/>
               </w:rPr>
-              <w:t xml:space="preserve">involuntary conversion</w:t>
+              <w:t xml:space="preserve">goodwill</w:t>
             </w:r>
             <w:r>
               <w:rPr>
@@ -13410,7 +13410,7 @@
                 <w:sz w:val="20"/>
                 <w:szCs w:val="20"/>
               </w:rPr>
-              <w:t xml:space="preserve">reporting unit</w:t>
+              <w:t xml:space="preserve">involuntary conversion</w:t>
             </w:r>
             <w:r>
               <w:rPr>
@@ -13429,7 +13429,7 @@
                 <w:sz w:val="20"/>
                 <w:szCs w:val="20"/>
               </w:rPr>
-              <w:t xml:space="preserve">straight-line method</w:t>
+              <w:t xml:space="preserve">reporting unit</w:t>
             </w:r>
             <w:r>
               <w:rPr>
@@ -16496,7 +16496,7 @@
               <w:sz w:val="16"/>
               <w:szCs w:val="16"/>
             </w:rPr>
-            <w:t xml:space="preserve">Handout 10.1 · Section 10.1</w:t>
+            <w:t xml:space="preserve">Handout 10.1 · The cost of property, plant and equipment</w:t>
           </w:r>
         </w:p>
       </w:tc>
@@ -16587,7 +16587,7 @@
               <w:sz w:val="16"/>
               <w:szCs w:val="16"/>
             </w:rPr>
-            <w:t xml:space="preserve">Handout 10.2 · Section 10.2</w:t>
+            <w:t xml:space="preserve">Handout 10.2 · Depreciation methods and their effects</w:t>
           </w:r>
         </w:p>
       </w:tc>
@@ -16678,7 +16678,7 @@
               <w:sz w:val="16"/>
               <w:szCs w:val="16"/>
             </w:rPr>
-            <w:t xml:space="preserve">Handout 10.3 · Sections 10.4, 10.5</w:t>
+            <w:t xml:space="preserve">Handout 10.3 · Disposal of fixed assets · and 1 more section</w:t>
           </w:r>
         </w:p>
       </w:tc>
@@ -16769,7 +16769,7 @@
               <w:sz w:val="16"/>
               <w:szCs w:val="16"/>
             </w:rPr>
-            <w:t xml:space="preserve">Handout 10.4 · Section 10.5</w:t>
+            <w:t xml:space="preserve">Handout 10.4 · Impairment of long-lived assets, intangibles and goodwill · part 2</w:t>
           </w:r>
         </w:p>
       </w:tc>
